--- a/Docs/business/Circuvent-Company-Profile.docx
+++ b/Docs/business/Circuvent-Company-Profile.docx
@@ -144,7 +144,7 @@
           <w:color w:val="334155"/>
           <w:sz w:val="21"/>
         </w:rPr>
-        <w:t>22 device types sharing one library, so provisioning, connectivity and over-the-air update behave identically across the fleet.</w:t>
+        <w:t>23 device types sharing one library, so provisioning, connectivity and over-the-air update behave identically across the fleet.</w:t>
       </w:r>
     </w:p>
     <w:p>

--- a/Docs/business/Circuvent-Company-Profile.docx
+++ b/Docs/business/Circuvent-Company-Profile.docx
@@ -144,7 +144,7 @@
           <w:color w:val="334155"/>
           <w:sz w:val="21"/>
         </w:rPr>
-        <w:t>23 device types sharing one library, so provisioning, connectivity and over-the-air update behave identically across the fleet.</w:t>
+        <w:t>24 device types sharing one library, so provisioning, connectivity and over-the-air update behave identically across the fleet.</w:t>
       </w:r>
     </w:p>
     <w:p>
@@ -238,7 +238,7 @@
           <w:color w:val="334155"/>
           <w:sz w:val="21"/>
         </w:rPr>
-        <w:t>21 products across 4 categories, from ₹799 to ₹24,999.</w:t>
+        <w:t>22 products across 4 categories, from ₹799 to ₹24,999.</w:t>
       </w:r>
     </w:p>
     <w:tbl>
@@ -443,7 +443,7 @@
                 <w:color w:val="334155"/>
                 <w:sz w:val="19"/>
               </w:rPr>
-              <w:t>7</w:t>
+              <w:t>8</w:t>
             </w:r>
           </w:p>
         </w:tc>
@@ -463,7 +463,7 @@
                 <w:color w:val="334155"/>
                 <w:sz w:val="19"/>
               </w:rPr>
-              <w:t>₹899 – ₹3,499</w:t>
+              <w:t>₹899 – ₹5,499</w:t>
             </w:r>
           </w:p>
         </w:tc>
@@ -1337,7 +1337,7 @@
       </w:rPr>
       <w:t>Circuvent Technologies  ·  circuvent.com  ·  contact@circuvent.com  ·  +91 765 999 333 1</w:t>
       <w:br/>
-      <w:t>Generated 2026-08-13 from the live product catalogue</w:t>
+      <w:t>Generated 2026-08-15 from the live product catalogue</w:t>
     </w:r>
   </w:p>
 </w:ftr>
